--- a/template_pisf-ATERRO.docx
+++ b/template_pisf-ATERRO.docx
@@ -642,7 +642,7 @@
     </w:p>
     <w:tbl>
       <w:tblPr>
-        <w:tblW w:w="10825" w:type="dxa"/>
+        <w:tblW w:w="10881" w:type="dxa"/>
         <w:tblCellMar>
           <w:left w:w="70" w:type="dxa"/>
           <w:right w:w="70" w:type="dxa"/>
@@ -650,19 +650,19 @@
         <w:tblLook w:val="04A0" w:firstRow="1" w:lastRow="0" w:firstColumn="1" w:lastColumn="0" w:noHBand="0" w:noVBand="1"/>
       </w:tblPr>
       <w:tblGrid>
-        <w:gridCol w:w="569"/>
-        <w:gridCol w:w="4504"/>
-        <w:gridCol w:w="900"/>
-        <w:gridCol w:w="900"/>
-        <w:gridCol w:w="3952"/>
+        <w:gridCol w:w="572"/>
+        <w:gridCol w:w="4528"/>
+        <w:gridCol w:w="904"/>
+        <w:gridCol w:w="654"/>
+        <w:gridCol w:w="4223"/>
       </w:tblGrid>
       <w:tr>
         <w:trPr>
-          <w:trHeight w:val="218"/>
+          <w:trHeight w:val="220"/>
         </w:trPr>
         <w:tc>
           <w:tcPr>
-            <w:tcW w:w="569" w:type="dxa"/>
+            <w:tcW w:w="572" w:type="dxa"/>
             <w:tcBorders>
               <w:top w:val="single" w:sz="4" w:space="0" w:color="auto"/>
               <w:left w:val="single" w:sz="4" w:space="0" w:color="auto"/>
@@ -703,7 +703,7 @@
         </w:tc>
         <w:tc>
           <w:tcPr>
-            <w:tcW w:w="4504" w:type="dxa"/>
+            <w:tcW w:w="4528" w:type="dxa"/>
             <w:tcBorders>
               <w:top w:val="single" w:sz="4" w:space="0" w:color="auto"/>
               <w:left w:val="nil"/>
@@ -744,7 +744,7 @@
         </w:tc>
         <w:tc>
           <w:tcPr>
-            <w:tcW w:w="900" w:type="dxa"/>
+            <w:tcW w:w="904" w:type="dxa"/>
             <w:tcBorders>
               <w:top w:val="single" w:sz="4" w:space="0" w:color="auto"/>
               <w:left w:val="nil"/>
@@ -786,7 +786,7 @@
         </w:tc>
         <w:tc>
           <w:tcPr>
-            <w:tcW w:w="900" w:type="dxa"/>
+            <w:tcW w:w="654" w:type="dxa"/>
             <w:tcBorders>
               <w:top w:val="single" w:sz="4" w:space="0" w:color="auto"/>
               <w:left w:val="nil"/>
@@ -828,7 +828,7 @@
         </w:tc>
         <w:tc>
           <w:tcPr>
-            <w:tcW w:w="3952" w:type="dxa"/>
+            <w:tcW w:w="4223" w:type="dxa"/>
             <w:tcBorders>
               <w:top w:val="single" w:sz="4" w:space="0" w:color="auto"/>
               <w:left w:val="nil"/>
@@ -871,11 +871,11 @@
       </w:tr>
       <w:tr>
         <w:trPr>
-          <w:trHeight w:val="301"/>
+          <w:trHeight w:val="304"/>
         </w:trPr>
         <w:tc>
           <w:tcPr>
-            <w:tcW w:w="569" w:type="dxa"/>
+            <w:tcW w:w="572" w:type="dxa"/>
             <w:tcBorders>
               <w:top w:val="nil"/>
               <w:left w:val="single" w:sz="4" w:space="0" w:color="auto"/>
@@ -910,7 +910,7 @@
         </w:tc>
         <w:tc>
           <w:tcPr>
-            <w:tcW w:w="4504" w:type="dxa"/>
+            <w:tcW w:w="4528" w:type="dxa"/>
             <w:tcBorders>
               <w:top w:val="single" w:sz="4" w:space="0" w:color="auto"/>
               <w:left w:val="nil"/>
@@ -945,7 +945,7 @@
         </w:tc>
         <w:tc>
           <w:tcPr>
-            <w:tcW w:w="900" w:type="dxa"/>
+            <w:tcW w:w="904" w:type="dxa"/>
             <w:tcBorders>
               <w:top w:val="nil"/>
               <w:left w:val="nil"/>
@@ -981,7 +981,7 @@
         </w:tc>
         <w:tc>
           <w:tcPr>
-            <w:tcW w:w="900" w:type="dxa"/>
+            <w:tcW w:w="654" w:type="dxa"/>
             <w:tcBorders>
               <w:top w:val="nil"/>
               <w:left w:val="nil"/>
@@ -1017,7 +1017,7 @@
         </w:tc>
         <w:tc>
           <w:tcPr>
-            <w:tcW w:w="3952" w:type="dxa"/>
+            <w:tcW w:w="4223" w:type="dxa"/>
             <w:tcBorders>
               <w:top w:val="single" w:sz="4" w:space="0" w:color="auto"/>
               <w:left w:val="nil"/>
@@ -1053,11 +1053,11 @@
       </w:tr>
       <w:tr>
         <w:trPr>
-          <w:trHeight w:val="301"/>
+          <w:trHeight w:val="304"/>
         </w:trPr>
         <w:tc>
           <w:tcPr>
-            <w:tcW w:w="569" w:type="dxa"/>
+            <w:tcW w:w="572" w:type="dxa"/>
             <w:tcBorders>
               <w:top w:val="nil"/>
               <w:left w:val="single" w:sz="4" w:space="0" w:color="auto"/>
@@ -1092,7 +1092,7 @@
         </w:tc>
         <w:tc>
           <w:tcPr>
-            <w:tcW w:w="4504" w:type="dxa"/>
+            <w:tcW w:w="4528" w:type="dxa"/>
             <w:tcBorders>
               <w:top w:val="single" w:sz="4" w:space="0" w:color="auto"/>
               <w:left w:val="nil"/>
@@ -1127,7 +1127,7 @@
         </w:tc>
         <w:tc>
           <w:tcPr>
-            <w:tcW w:w="900" w:type="dxa"/>
+            <w:tcW w:w="904" w:type="dxa"/>
             <w:tcBorders>
               <w:top w:val="nil"/>
               <w:left w:val="nil"/>
@@ -1163,7 +1163,7 @@
         </w:tc>
         <w:tc>
           <w:tcPr>
-            <w:tcW w:w="900" w:type="dxa"/>
+            <w:tcW w:w="654" w:type="dxa"/>
             <w:tcBorders>
               <w:top w:val="nil"/>
               <w:left w:val="nil"/>
@@ -1199,7 +1199,7 @@
         </w:tc>
         <w:tc>
           <w:tcPr>
-            <w:tcW w:w="3952" w:type="dxa"/>
+            <w:tcW w:w="4223" w:type="dxa"/>
             <w:tcBorders>
               <w:top w:val="single" w:sz="4" w:space="0" w:color="auto"/>
               <w:left w:val="nil"/>
@@ -1235,11 +1235,11 @@
       </w:tr>
       <w:tr>
         <w:trPr>
-          <w:trHeight w:val="301"/>
+          <w:trHeight w:val="304"/>
         </w:trPr>
         <w:tc>
           <w:tcPr>
-            <w:tcW w:w="569" w:type="dxa"/>
+            <w:tcW w:w="572" w:type="dxa"/>
             <w:tcBorders>
               <w:top w:val="nil"/>
               <w:left w:val="single" w:sz="4" w:space="0" w:color="auto"/>
@@ -1274,7 +1274,7 @@
         </w:tc>
         <w:tc>
           <w:tcPr>
-            <w:tcW w:w="4504" w:type="dxa"/>
+            <w:tcW w:w="4528" w:type="dxa"/>
             <w:tcBorders>
               <w:top w:val="single" w:sz="4" w:space="0" w:color="auto"/>
               <w:left w:val="nil"/>
@@ -1309,7 +1309,7 @@
         </w:tc>
         <w:tc>
           <w:tcPr>
-            <w:tcW w:w="900" w:type="dxa"/>
+            <w:tcW w:w="904" w:type="dxa"/>
             <w:tcBorders>
               <w:top w:val="nil"/>
               <w:left w:val="nil"/>
@@ -1339,13 +1339,13 @@
                 <w:sz w:val="18"/>
                 <w:szCs w:val="18"/>
               </w:rPr>
-              <w:t>1</w:t>
-            </w:r>
-          </w:p>
-        </w:tc>
-        <w:tc>
-          <w:tcPr>
-            <w:tcW w:w="900" w:type="dxa"/>
+              <w:t>2</w:t>
+            </w:r>
+          </w:p>
+        </w:tc>
+        <w:tc>
+          <w:tcPr>
+            <w:tcW w:w="654" w:type="dxa"/>
             <w:tcBorders>
               <w:top w:val="nil"/>
               <w:left w:val="nil"/>
@@ -1381,7 +1381,7 @@
         </w:tc>
         <w:tc>
           <w:tcPr>
-            <w:tcW w:w="3952" w:type="dxa"/>
+            <w:tcW w:w="4223" w:type="dxa"/>
             <w:tcBorders>
               <w:top w:val="single" w:sz="4" w:space="0" w:color="auto"/>
               <w:left w:val="nil"/>
@@ -1417,11 +1417,11 @@
       </w:tr>
       <w:tr>
         <w:trPr>
-          <w:trHeight w:val="301"/>
+          <w:trHeight w:val="304"/>
         </w:trPr>
         <w:tc>
           <w:tcPr>
-            <w:tcW w:w="569" w:type="dxa"/>
+            <w:tcW w:w="572" w:type="dxa"/>
             <w:tcBorders>
               <w:top w:val="nil"/>
               <w:left w:val="single" w:sz="4" w:space="0" w:color="auto"/>
@@ -1456,7 +1456,7 @@
         </w:tc>
         <w:tc>
           <w:tcPr>
-            <w:tcW w:w="4504" w:type="dxa"/>
+            <w:tcW w:w="4528" w:type="dxa"/>
             <w:tcBorders>
               <w:top w:val="single" w:sz="4" w:space="0" w:color="auto"/>
               <w:left w:val="nil"/>
@@ -1491,7 +1491,7 @@
         </w:tc>
         <w:tc>
           <w:tcPr>
-            <w:tcW w:w="900" w:type="dxa"/>
+            <w:tcW w:w="904" w:type="dxa"/>
             <w:tcBorders>
               <w:top w:val="nil"/>
               <w:left w:val="nil"/>
@@ -1527,7 +1527,7 @@
         </w:tc>
         <w:tc>
           <w:tcPr>
-            <w:tcW w:w="900" w:type="dxa"/>
+            <w:tcW w:w="654" w:type="dxa"/>
             <w:tcBorders>
               <w:top w:val="nil"/>
               <w:left w:val="nil"/>
@@ -1563,7 +1563,7 @@
         </w:tc>
         <w:tc>
           <w:tcPr>
-            <w:tcW w:w="3952" w:type="dxa"/>
+            <w:tcW w:w="4223" w:type="dxa"/>
             <w:tcBorders>
               <w:top w:val="single" w:sz="4" w:space="0" w:color="auto"/>
               <w:left w:val="nil"/>
@@ -1599,11 +1599,11 @@
       </w:tr>
       <w:tr>
         <w:trPr>
-          <w:trHeight w:val="301"/>
+          <w:trHeight w:val="304"/>
         </w:trPr>
         <w:tc>
           <w:tcPr>
-            <w:tcW w:w="569" w:type="dxa"/>
+            <w:tcW w:w="572" w:type="dxa"/>
             <w:tcBorders>
               <w:top w:val="nil"/>
               <w:left w:val="single" w:sz="4" w:space="0" w:color="auto"/>
@@ -1638,7 +1638,7 @@
         </w:tc>
         <w:tc>
           <w:tcPr>
-            <w:tcW w:w="4504" w:type="dxa"/>
+            <w:tcW w:w="4528" w:type="dxa"/>
             <w:tcBorders>
               <w:top w:val="single" w:sz="4" w:space="0" w:color="auto"/>
               <w:left w:val="nil"/>
@@ -1667,13 +1667,13 @@
                 <w:sz w:val="18"/>
                 <w:szCs w:val="18"/>
               </w:rPr>
-              <w:t>REDUÇÃO PVC SOLD Ø40MM x Ø32MM</w:t>
-            </w:r>
-          </w:p>
-        </w:tc>
-        <w:tc>
-          <w:tcPr>
-            <w:tcW w:w="900" w:type="dxa"/>
+              <w:t>JOELHO PVC SOLD Ø40MM x 45°</w:t>
+            </w:r>
+          </w:p>
+        </w:tc>
+        <w:tc>
+          <w:tcPr>
+            <w:tcW w:w="904" w:type="dxa"/>
             <w:tcBorders>
               <w:top w:val="nil"/>
               <w:left w:val="nil"/>
@@ -1709,7 +1709,7 @@
         </w:tc>
         <w:tc>
           <w:tcPr>
-            <w:tcW w:w="900" w:type="dxa"/>
+            <w:tcW w:w="654" w:type="dxa"/>
             <w:tcBorders>
               <w:top w:val="nil"/>
               <w:left w:val="nil"/>
@@ -1745,7 +1745,7 @@
         </w:tc>
         <w:tc>
           <w:tcPr>
-            <w:tcW w:w="3952" w:type="dxa"/>
+            <w:tcW w:w="4223" w:type="dxa"/>
             <w:tcBorders>
               <w:top w:val="single" w:sz="4" w:space="0" w:color="auto"/>
               <w:left w:val="nil"/>
@@ -1781,11 +1781,11 @@
       </w:tr>
       <w:tr>
         <w:trPr>
-          <w:trHeight w:val="301"/>
+          <w:trHeight w:val="304"/>
         </w:trPr>
         <w:tc>
           <w:tcPr>
-            <w:tcW w:w="569" w:type="dxa"/>
+            <w:tcW w:w="572" w:type="dxa"/>
             <w:tcBorders>
               <w:top w:val="nil"/>
               <w:left w:val="single" w:sz="4" w:space="0" w:color="auto"/>
@@ -1820,7 +1820,7 @@
         </w:tc>
         <w:tc>
           <w:tcPr>
-            <w:tcW w:w="4504" w:type="dxa"/>
+            <w:tcW w:w="4528" w:type="dxa"/>
             <w:tcBorders>
               <w:top w:val="single" w:sz="4" w:space="0" w:color="auto"/>
               <w:left w:val="nil"/>
@@ -1835,27 +1835,24 @@
             <w:pPr>
               <w:spacing w:after="0" w:line="240" w:lineRule="auto"/>
               <w:rPr>
-                <w:rFonts w:ascii="Calibri" w:eastAsia="Times New Roman" w:hAnsi="Calibri" w:cs="Calibri"/>
-                <w:kern w:val="0"/>
-                <w:sz w:val="18"/>
-                <w:szCs w:val="18"/>
-                <w:lang w:eastAsia="pt-BR"/>
-                <w14:ligatures w14:val="none"/>
-              </w:rPr>
-            </w:pPr>
-            <w:r>
-              <w:rPr>
-                <w:rFonts w:ascii="Calibri" w:hAnsi="Calibri" w:cs="Calibri"/>
-                <w:sz w:val="18"/>
-                <w:szCs w:val="18"/>
-              </w:rPr>
-              <w:t>HIDRÔMETRO MEDIDOR 32MM</w:t>
-            </w:r>
-          </w:p>
-        </w:tc>
-        <w:tc>
-          <w:tcPr>
-            <w:tcW w:w="900" w:type="dxa"/>
+                <w:rFonts w:ascii="Calibri" w:hAnsi="Calibri" w:cs="Calibri"/>
+                <w:sz w:val="18"/>
+                <w:szCs w:val="18"/>
+              </w:rPr>
+            </w:pPr>
+            <w:r>
+              <w:rPr>
+                <w:rFonts w:ascii="Calibri" w:hAnsi="Calibri" w:cs="Calibri"/>
+                <w:sz w:val="18"/>
+                <w:szCs w:val="18"/>
+              </w:rPr>
+              <w:t>HIDRÔMETRO MEDIDOR 1.1/4” Ø 31,75mm</w:t>
+            </w:r>
+          </w:p>
+        </w:tc>
+        <w:tc>
+          <w:tcPr>
+            <w:tcW w:w="904" w:type="dxa"/>
             <w:tcBorders>
               <w:top w:val="nil"/>
               <w:left w:val="nil"/>
@@ -1891,7 +1888,7 @@
         </w:tc>
         <w:tc>
           <w:tcPr>
-            <w:tcW w:w="900" w:type="dxa"/>
+            <w:tcW w:w="654" w:type="dxa"/>
             <w:tcBorders>
               <w:top w:val="nil"/>
               <w:left w:val="nil"/>
@@ -1927,7 +1924,7 @@
         </w:tc>
         <w:tc>
           <w:tcPr>
-            <w:tcW w:w="3952" w:type="dxa"/>
+            <w:tcW w:w="4223" w:type="dxa"/>
             <w:tcBorders>
               <w:top w:val="single" w:sz="4" w:space="0" w:color="auto"/>
               <w:left w:val="nil"/>
@@ -1963,11 +1960,11 @@
       </w:tr>
       <w:tr>
         <w:trPr>
-          <w:trHeight w:val="301"/>
+          <w:trHeight w:val="304"/>
         </w:trPr>
         <w:tc>
           <w:tcPr>
-            <w:tcW w:w="569" w:type="dxa"/>
+            <w:tcW w:w="572" w:type="dxa"/>
             <w:tcBorders>
               <w:top w:val="nil"/>
               <w:left w:val="single" w:sz="4" w:space="0" w:color="auto"/>
@@ -2002,7 +1999,7 @@
         </w:tc>
         <w:tc>
           <w:tcPr>
-            <w:tcW w:w="4504" w:type="dxa"/>
+            <w:tcW w:w="4528" w:type="dxa"/>
             <w:tcBorders>
               <w:top w:val="single" w:sz="4" w:space="0" w:color="auto"/>
               <w:left w:val="nil"/>
@@ -2031,13 +2028,13 @@
                 <w:sz w:val="18"/>
                 <w:szCs w:val="18"/>
               </w:rPr>
-              <w:t>REGISTRO ESFERA - PVC SOLD - 32MM</w:t>
-            </w:r>
-          </w:p>
-        </w:tc>
-        <w:tc>
-          <w:tcPr>
-            <w:tcW w:w="900" w:type="dxa"/>
+              <w:t>REGISTRO ESFERA - PVC SOLD - 40MM</w:t>
+            </w:r>
+          </w:p>
+        </w:tc>
+        <w:tc>
+          <w:tcPr>
+            <w:tcW w:w="904" w:type="dxa"/>
             <w:tcBorders>
               <w:top w:val="nil"/>
               <w:left w:val="nil"/>
@@ -2073,7 +2070,7 @@
         </w:tc>
         <w:tc>
           <w:tcPr>
-            <w:tcW w:w="900" w:type="dxa"/>
+            <w:tcW w:w="654" w:type="dxa"/>
             <w:tcBorders>
               <w:top w:val="nil"/>
               <w:left w:val="nil"/>
@@ -2109,7 +2106,7 @@
         </w:tc>
         <w:tc>
           <w:tcPr>
-            <w:tcW w:w="3952" w:type="dxa"/>
+            <w:tcW w:w="4223" w:type="dxa"/>
             <w:tcBorders>
               <w:top w:val="single" w:sz="4" w:space="0" w:color="auto"/>
               <w:left w:val="nil"/>
@@ -2145,11 +2142,11 @@
       </w:tr>
       <w:tr>
         <w:trPr>
-          <w:trHeight w:val="301"/>
+          <w:trHeight w:val="304"/>
         </w:trPr>
         <w:tc>
           <w:tcPr>
-            <w:tcW w:w="569" w:type="dxa"/>
+            <w:tcW w:w="572" w:type="dxa"/>
             <w:tcBorders>
               <w:top w:val="nil"/>
               <w:left w:val="single" w:sz="4" w:space="0" w:color="auto"/>
@@ -2184,7 +2181,7 @@
         </w:tc>
         <w:tc>
           <w:tcPr>
-            <w:tcW w:w="4504" w:type="dxa"/>
+            <w:tcW w:w="4528" w:type="dxa"/>
             <w:tcBorders>
               <w:top w:val="single" w:sz="4" w:space="0" w:color="auto"/>
               <w:left w:val="nil"/>
@@ -2213,13 +2210,13 @@
                 <w:sz w:val="18"/>
                 <w:szCs w:val="18"/>
               </w:rPr>
-              <w:t>MANGUEIRA MANGOTE Ø 32MM - VARIAVEL</w:t>
-            </w:r>
-          </w:p>
-        </w:tc>
-        <w:tc>
-          <w:tcPr>
-            <w:tcW w:w="900" w:type="dxa"/>
+              <w:t>MANGUEIRA MANGOTE 1.1/4” Ø 31,75mm - VARIAVEL</w:t>
+            </w:r>
+          </w:p>
+        </w:tc>
+        <w:tc>
+          <w:tcPr>
+            <w:tcW w:w="904" w:type="dxa"/>
             <w:tcBorders>
               <w:top w:val="nil"/>
               <w:left w:val="nil"/>
@@ -2249,13 +2246,13 @@
                 <w:sz w:val="18"/>
                 <w:szCs w:val="18"/>
               </w:rPr>
-              <w:t> </w:t>
-            </w:r>
-          </w:p>
-        </w:tc>
-        <w:tc>
-          <w:tcPr>
-            <w:tcW w:w="900" w:type="dxa"/>
+              <w:t> 18</w:t>
+            </w:r>
+          </w:p>
+        </w:tc>
+        <w:tc>
+          <w:tcPr>
+            <w:tcW w:w="654" w:type="dxa"/>
             <w:tcBorders>
               <w:top w:val="nil"/>
               <w:left w:val="nil"/>
@@ -2291,7 +2288,7 @@
         </w:tc>
         <w:tc>
           <w:tcPr>
-            <w:tcW w:w="3952" w:type="dxa"/>
+            <w:tcW w:w="4223" w:type="dxa"/>
             <w:tcBorders>
               <w:top w:val="single" w:sz="4" w:space="0" w:color="auto"/>
               <w:left w:val="nil"/>
@@ -2327,11 +2324,11 @@
       </w:tr>
       <w:tr>
         <w:trPr>
-          <w:trHeight w:val="301"/>
+          <w:trHeight w:val="304"/>
         </w:trPr>
         <w:tc>
           <w:tcPr>
-            <w:tcW w:w="569" w:type="dxa"/>
+            <w:tcW w:w="572" w:type="dxa"/>
             <w:tcBorders>
               <w:top w:val="nil"/>
               <w:left w:val="single" w:sz="4" w:space="0" w:color="auto"/>
@@ -2366,7 +2363,7 @@
         </w:tc>
         <w:tc>
           <w:tcPr>
-            <w:tcW w:w="4504" w:type="dxa"/>
+            <w:tcW w:w="4528" w:type="dxa"/>
             <w:tcBorders>
               <w:top w:val="single" w:sz="4" w:space="0" w:color="auto"/>
               <w:left w:val="nil"/>
@@ -2395,13 +2392,13 @@
                 <w:sz w:val="18"/>
                 <w:szCs w:val="18"/>
               </w:rPr>
-              <w:t>JOELHO PVC SOLD Ø40MM x 45°</w:t>
-            </w:r>
-          </w:p>
-        </w:tc>
-        <w:tc>
-          <w:tcPr>
-            <w:tcW w:w="900" w:type="dxa"/>
+              <w:t>JOELHO PVC SOLD Ø 40MM x 45°</w:t>
+            </w:r>
+          </w:p>
+        </w:tc>
+        <w:tc>
+          <w:tcPr>
+            <w:tcW w:w="904" w:type="dxa"/>
             <w:tcBorders>
               <w:top w:val="nil"/>
               <w:left w:val="nil"/>
@@ -2431,13 +2428,13 @@
                 <w:sz w:val="18"/>
                 <w:szCs w:val="18"/>
               </w:rPr>
-              <w:t>2</w:t>
-            </w:r>
-          </w:p>
-        </w:tc>
-        <w:tc>
-          <w:tcPr>
-            <w:tcW w:w="900" w:type="dxa"/>
+              <w:t>1</w:t>
+            </w:r>
+          </w:p>
+        </w:tc>
+        <w:tc>
+          <w:tcPr>
+            <w:tcW w:w="654" w:type="dxa"/>
             <w:tcBorders>
               <w:top w:val="nil"/>
               <w:left w:val="nil"/>
@@ -2473,7 +2470,7 @@
         </w:tc>
         <w:tc>
           <w:tcPr>
-            <w:tcW w:w="3952" w:type="dxa"/>
+            <w:tcW w:w="4223" w:type="dxa"/>
             <w:tcBorders>
               <w:top w:val="single" w:sz="4" w:space="0" w:color="auto"/>
               <w:left w:val="nil"/>
@@ -2509,11 +2506,11 @@
       </w:tr>
       <w:tr>
         <w:trPr>
-          <w:trHeight w:val="301"/>
+          <w:trHeight w:val="304"/>
         </w:trPr>
         <w:tc>
           <w:tcPr>
-            <w:tcW w:w="569" w:type="dxa"/>
+            <w:tcW w:w="572" w:type="dxa"/>
             <w:tcBorders>
               <w:top w:val="nil"/>
               <w:left w:val="single" w:sz="4" w:space="0" w:color="auto"/>
@@ -2548,7 +2545,7 @@
         </w:tc>
         <w:tc>
           <w:tcPr>
-            <w:tcW w:w="4504" w:type="dxa"/>
+            <w:tcW w:w="4528" w:type="dxa"/>
             <w:tcBorders>
               <w:top w:val="single" w:sz="4" w:space="0" w:color="auto"/>
               <w:left w:val="nil"/>
@@ -2583,7 +2580,7 @@
         </w:tc>
         <w:tc>
           <w:tcPr>
-            <w:tcW w:w="900" w:type="dxa"/>
+            <w:tcW w:w="904" w:type="dxa"/>
             <w:tcBorders>
               <w:top w:val="nil"/>
               <w:left w:val="nil"/>
@@ -2613,13 +2610,13 @@
                 <w:sz w:val="18"/>
                 <w:szCs w:val="18"/>
               </w:rPr>
-              <w:t>2</w:t>
-            </w:r>
-          </w:p>
-        </w:tc>
-        <w:tc>
-          <w:tcPr>
-            <w:tcW w:w="900" w:type="dxa"/>
+              <w:t>4</w:t>
+            </w:r>
+          </w:p>
+        </w:tc>
+        <w:tc>
+          <w:tcPr>
+            <w:tcW w:w="654" w:type="dxa"/>
             <w:tcBorders>
               <w:top w:val="nil"/>
               <w:left w:val="nil"/>
@@ -2655,7 +2652,7 @@
         </w:tc>
         <w:tc>
           <w:tcPr>
-            <w:tcW w:w="3952" w:type="dxa"/>
+            <w:tcW w:w="4223" w:type="dxa"/>
             <w:tcBorders>
               <w:top w:val="single" w:sz="4" w:space="0" w:color="auto"/>
               <w:left w:val="nil"/>
@@ -2691,11 +2688,11 @@
       </w:tr>
       <w:tr>
         <w:trPr>
-          <w:trHeight w:val="301"/>
+          <w:trHeight w:val="304"/>
         </w:trPr>
         <w:tc>
           <w:tcPr>
-            <w:tcW w:w="569" w:type="dxa"/>
+            <w:tcW w:w="572" w:type="dxa"/>
             <w:tcBorders>
               <w:top w:val="nil"/>
               <w:left w:val="single" w:sz="4" w:space="0" w:color="auto"/>
@@ -2730,7 +2727,7 @@
         </w:tc>
         <w:tc>
           <w:tcPr>
-            <w:tcW w:w="4504" w:type="dxa"/>
+            <w:tcW w:w="4528" w:type="dxa"/>
             <w:tcBorders>
               <w:top w:val="single" w:sz="4" w:space="0" w:color="auto"/>
               <w:left w:val="nil"/>
@@ -2765,7 +2762,7 @@
         </w:tc>
         <w:tc>
           <w:tcPr>
-            <w:tcW w:w="900" w:type="dxa"/>
+            <w:tcW w:w="904" w:type="dxa"/>
             <w:tcBorders>
               <w:top w:val="nil"/>
               <w:left w:val="nil"/>
@@ -2795,13 +2792,13 @@
                 <w:sz w:val="18"/>
                 <w:szCs w:val="18"/>
               </w:rPr>
-              <w:t>4</w:t>
-            </w:r>
-          </w:p>
-        </w:tc>
-        <w:tc>
-          <w:tcPr>
-            <w:tcW w:w="900" w:type="dxa"/>
+              <w:t>3</w:t>
+            </w:r>
+          </w:p>
+        </w:tc>
+        <w:tc>
+          <w:tcPr>
+            <w:tcW w:w="654" w:type="dxa"/>
             <w:tcBorders>
               <w:top w:val="nil"/>
               <w:left w:val="nil"/>
@@ -2837,7 +2834,7 @@
         </w:tc>
         <w:tc>
           <w:tcPr>
-            <w:tcW w:w="3952" w:type="dxa"/>
+            <w:tcW w:w="4223" w:type="dxa"/>
             <w:tcBorders>
               <w:top w:val="single" w:sz="4" w:space="0" w:color="auto"/>
               <w:left w:val="nil"/>
@@ -2873,11 +2870,11 @@
       </w:tr>
       <w:tr>
         <w:trPr>
-          <w:trHeight w:val="301"/>
+          <w:trHeight w:val="304"/>
         </w:trPr>
         <w:tc>
           <w:tcPr>
-            <w:tcW w:w="569" w:type="dxa"/>
+            <w:tcW w:w="572" w:type="dxa"/>
             <w:tcBorders>
               <w:top w:val="nil"/>
               <w:left w:val="single" w:sz="4" w:space="0" w:color="auto"/>
@@ -2912,7 +2909,7 @@
         </w:tc>
         <w:tc>
           <w:tcPr>
-            <w:tcW w:w="4504" w:type="dxa"/>
+            <w:tcW w:w="4528" w:type="dxa"/>
             <w:tcBorders>
               <w:top w:val="single" w:sz="4" w:space="0" w:color="auto"/>
               <w:left w:val="nil"/>
@@ -2941,13 +2938,13 @@
                 <w:sz w:val="18"/>
                 <w:szCs w:val="18"/>
               </w:rPr>
-              <w:t>LUVA LR (SOLDÁVEL P/ ROSCA) 32MM X 1</w:t>
-            </w:r>
-          </w:p>
-        </w:tc>
-        <w:tc>
-          <w:tcPr>
-            <w:tcW w:w="900" w:type="dxa"/>
+              <w:t>LUVA LR (SOLDÁVEL P/ ROSCA) 40MM X 1.1/4”</w:t>
+            </w:r>
+          </w:p>
+        </w:tc>
+        <w:tc>
+          <w:tcPr>
+            <w:tcW w:w="904" w:type="dxa"/>
             <w:tcBorders>
               <w:top w:val="nil"/>
               <w:left w:val="nil"/>
@@ -2983,7 +2980,7 @@
         </w:tc>
         <w:tc>
           <w:tcPr>
-            <w:tcW w:w="900" w:type="dxa"/>
+            <w:tcW w:w="654" w:type="dxa"/>
             <w:tcBorders>
               <w:top w:val="nil"/>
               <w:left w:val="nil"/>
@@ -3019,7 +3016,7 @@
         </w:tc>
         <w:tc>
           <w:tcPr>
-            <w:tcW w:w="3952" w:type="dxa"/>
+            <w:tcW w:w="4223" w:type="dxa"/>
             <w:tcBorders>
               <w:top w:val="single" w:sz="4" w:space="0" w:color="auto"/>
               <w:left w:val="nil"/>
@@ -3048,26 +3045,18 @@
                 <w:sz w:val="18"/>
                 <w:szCs w:val="18"/>
               </w:rPr>
-              <w:t>CAIXA HIDRÔMETRO</w:t>
-            </w:r>
-            <w:r>
-              <w:rPr>
-                <w:rFonts w:ascii="Calibri" w:hAnsi="Calibri" w:cs="Calibri"/>
-                <w:sz w:val="18"/>
-                <w:szCs w:val="18"/>
-              </w:rPr>
-              <w:t>/DESCIDA TALUDE</w:t>
+              <w:t>CAIXA HIDRÔMETRO/DESCIDA TALUDE</w:t>
             </w:r>
           </w:p>
         </w:tc>
       </w:tr>
       <w:tr>
         <w:trPr>
-          <w:trHeight w:val="301"/>
+          <w:trHeight w:val="304"/>
         </w:trPr>
         <w:tc>
           <w:tcPr>
-            <w:tcW w:w="569" w:type="dxa"/>
+            <w:tcW w:w="572" w:type="dxa"/>
             <w:tcBorders>
               <w:top w:val="nil"/>
               <w:left w:val="single" w:sz="4" w:space="0" w:color="auto"/>
@@ -3102,7 +3091,7 @@
         </w:tc>
         <w:tc>
           <w:tcPr>
-            <w:tcW w:w="4504" w:type="dxa"/>
+            <w:tcW w:w="4528" w:type="dxa"/>
             <w:tcBorders>
               <w:top w:val="single" w:sz="4" w:space="0" w:color="auto"/>
               <w:left w:val="nil"/>
@@ -3131,13 +3120,13 @@
                 <w:sz w:val="18"/>
                 <w:szCs w:val="18"/>
               </w:rPr>
-              <w:t>UNIÃO SOLDÁVEL Ø40MM</w:t>
-            </w:r>
-          </w:p>
-        </w:tc>
-        <w:tc>
-          <w:tcPr>
-            <w:tcW w:w="900" w:type="dxa"/>
+              <w:t>UNIÃO SOLDÁVEL Ø 40MM</w:t>
+            </w:r>
+          </w:p>
+        </w:tc>
+        <w:tc>
+          <w:tcPr>
+            <w:tcW w:w="904" w:type="dxa"/>
             <w:tcBorders>
               <w:top w:val="nil"/>
               <w:left w:val="nil"/>
@@ -3167,13 +3156,13 @@
                 <w:sz w:val="18"/>
                 <w:szCs w:val="18"/>
               </w:rPr>
-              <w:t>1</w:t>
-            </w:r>
-          </w:p>
-        </w:tc>
-        <w:tc>
-          <w:tcPr>
-            <w:tcW w:w="900" w:type="dxa"/>
+              <w:t>4</w:t>
+            </w:r>
+          </w:p>
+        </w:tc>
+        <w:tc>
+          <w:tcPr>
+            <w:tcW w:w="654" w:type="dxa"/>
             <w:tcBorders>
               <w:top w:val="nil"/>
               <w:left w:val="nil"/>
@@ -3209,7 +3198,7 @@
         </w:tc>
         <w:tc>
           <w:tcPr>
-            <w:tcW w:w="3952" w:type="dxa"/>
+            <w:tcW w:w="4223" w:type="dxa"/>
             <w:tcBorders>
               <w:top w:val="single" w:sz="4" w:space="0" w:color="auto"/>
               <w:left w:val="nil"/>
@@ -3245,11 +3234,11 @@
       </w:tr>
       <w:tr>
         <w:trPr>
-          <w:trHeight w:val="301"/>
+          <w:trHeight w:val="304"/>
         </w:trPr>
         <w:tc>
           <w:tcPr>
-            <w:tcW w:w="569" w:type="dxa"/>
+            <w:tcW w:w="572" w:type="dxa"/>
             <w:tcBorders>
               <w:top w:val="nil"/>
               <w:left w:val="single" w:sz="4" w:space="0" w:color="auto"/>
@@ -3284,7 +3273,7 @@
         </w:tc>
         <w:tc>
           <w:tcPr>
-            <w:tcW w:w="4504" w:type="dxa"/>
+            <w:tcW w:w="4528" w:type="dxa"/>
             <w:tcBorders>
               <w:top w:val="single" w:sz="4" w:space="0" w:color="auto"/>
               <w:left w:val="nil"/>
@@ -3313,13 +3302,13 @@
                 <w:sz w:val="18"/>
                 <w:szCs w:val="18"/>
               </w:rPr>
-              <w:t>ADAPTADOR SOLDÁVEL CURTO 40MM X 1.1/2"</w:t>
-            </w:r>
-          </w:p>
-        </w:tc>
-        <w:tc>
-          <w:tcPr>
-            <w:tcW w:w="900" w:type="dxa"/>
+              <w:t>ADAPTADOR SOLDÁVEL CURTO 40MM X 1.1/4"</w:t>
+            </w:r>
+          </w:p>
+        </w:tc>
+        <w:tc>
+          <w:tcPr>
+            <w:tcW w:w="904" w:type="dxa"/>
             <w:tcBorders>
               <w:top w:val="nil"/>
               <w:left w:val="nil"/>
@@ -3355,7 +3344,7 @@
         </w:tc>
         <w:tc>
           <w:tcPr>
-            <w:tcW w:w="900" w:type="dxa"/>
+            <w:tcW w:w="654" w:type="dxa"/>
             <w:tcBorders>
               <w:top w:val="nil"/>
               <w:left w:val="nil"/>
@@ -3391,7 +3380,7 @@
         </w:tc>
         <w:tc>
           <w:tcPr>
-            <w:tcW w:w="3952" w:type="dxa"/>
+            <w:tcW w:w="4223" w:type="dxa"/>
             <w:tcBorders>
               <w:top w:val="single" w:sz="4" w:space="0" w:color="auto"/>
               <w:left w:val="nil"/>
@@ -3427,11 +3416,11 @@
       </w:tr>
       <w:tr>
         <w:trPr>
-          <w:trHeight w:val="301"/>
+          <w:trHeight w:val="304"/>
         </w:trPr>
         <w:tc>
           <w:tcPr>
-            <w:tcW w:w="569" w:type="dxa"/>
+            <w:tcW w:w="572" w:type="dxa"/>
             <w:tcBorders>
               <w:top w:val="nil"/>
               <w:left w:val="single" w:sz="4" w:space="0" w:color="auto"/>
@@ -3466,7 +3455,7 @@
         </w:tc>
         <w:tc>
           <w:tcPr>
-            <w:tcW w:w="4504" w:type="dxa"/>
+            <w:tcW w:w="4528" w:type="dxa"/>
             <w:tcBorders>
               <w:top w:val="single" w:sz="4" w:space="0" w:color="auto"/>
               <w:left w:val="nil"/>
@@ -3495,13 +3484,61 @@
                 <w:sz w:val="18"/>
                 <w:szCs w:val="18"/>
               </w:rPr>
-              <w:t>VALVULA DE PE COM CRIVO - 40MM</w:t>
-            </w:r>
-          </w:p>
-        </w:tc>
-        <w:tc>
-          <w:tcPr>
-            <w:tcW w:w="900" w:type="dxa"/>
+              <w:t>VÁLVULA</w:t>
+            </w:r>
+            <w:r>
+              <w:rPr>
+                <w:rFonts w:ascii="Calibri" w:hAnsi="Calibri" w:cs="Calibri"/>
+                <w:sz w:val="18"/>
+                <w:szCs w:val="18"/>
+              </w:rPr>
+              <w:t xml:space="preserve"> </w:t>
+            </w:r>
+            <w:r>
+              <w:rPr>
+                <w:rFonts w:ascii="Calibri" w:hAnsi="Calibri" w:cs="Calibri"/>
+                <w:sz w:val="18"/>
+                <w:szCs w:val="18"/>
+              </w:rPr>
+              <w:t>RETENÇÃO/SUCÇÃO</w:t>
+            </w:r>
+            <w:r>
+              <w:rPr>
+                <w:rFonts w:ascii="Calibri" w:hAnsi="Calibri" w:cs="Calibri"/>
+                <w:sz w:val="18"/>
+                <w:szCs w:val="18"/>
+              </w:rPr>
+              <w:t xml:space="preserve"> </w:t>
+            </w:r>
+            <w:r>
+              <w:rPr>
+                <w:rFonts w:ascii="Calibri" w:hAnsi="Calibri" w:cs="Calibri"/>
+                <w:sz w:val="18"/>
+                <w:szCs w:val="18"/>
+              </w:rPr>
+              <w:t>ROSCA</w:t>
+            </w:r>
+            <w:r>
+              <w:rPr>
+                <w:rFonts w:ascii="Calibri" w:hAnsi="Calibri" w:cs="Calibri"/>
+                <w:sz w:val="18"/>
+                <w:szCs w:val="18"/>
+              </w:rPr>
+              <w:t xml:space="preserve"> </w:t>
+            </w:r>
+            <w:r>
+              <w:rPr>
+                <w:rFonts w:ascii="Calibri" w:hAnsi="Calibri" w:cs="Calibri"/>
+                <w:sz w:val="18"/>
+                <w:szCs w:val="18"/>
+              </w:rPr>
+              <w:t>1.1/4”</w:t>
+            </w:r>
+          </w:p>
+        </w:tc>
+        <w:tc>
+          <w:tcPr>
+            <w:tcW w:w="904" w:type="dxa"/>
             <w:tcBorders>
               <w:top w:val="nil"/>
               <w:left w:val="nil"/>
@@ -3537,7 +3574,7 @@
         </w:tc>
         <w:tc>
           <w:tcPr>
-            <w:tcW w:w="900" w:type="dxa"/>
+            <w:tcW w:w="654" w:type="dxa"/>
             <w:tcBorders>
               <w:top w:val="nil"/>
               <w:left w:val="nil"/>
@@ -3573,7 +3610,7 @@
         </w:tc>
         <w:tc>
           <w:tcPr>
-            <w:tcW w:w="3952" w:type="dxa"/>
+            <w:tcW w:w="4223" w:type="dxa"/>
             <w:tcBorders>
               <w:top w:val="single" w:sz="4" w:space="0" w:color="auto"/>
               <w:left w:val="nil"/>
@@ -3609,11 +3646,11 @@
       </w:tr>
       <w:tr>
         <w:trPr>
-          <w:trHeight w:val="301"/>
+          <w:trHeight w:val="304"/>
         </w:trPr>
         <w:tc>
           <w:tcPr>
-            <w:tcW w:w="569" w:type="dxa"/>
+            <w:tcW w:w="572" w:type="dxa"/>
             <w:tcBorders>
               <w:top w:val="nil"/>
               <w:left w:val="single" w:sz="4" w:space="0" w:color="auto"/>
@@ -3648,7 +3685,7 @@
         </w:tc>
         <w:tc>
           <w:tcPr>
-            <w:tcW w:w="4504" w:type="dxa"/>
+            <w:tcW w:w="4528" w:type="dxa"/>
             <w:tcBorders>
               <w:top w:val="single" w:sz="4" w:space="0" w:color="auto"/>
               <w:left w:val="nil"/>
@@ -3683,7 +3720,7 @@
         </w:tc>
         <w:tc>
           <w:tcPr>
-            <w:tcW w:w="900" w:type="dxa"/>
+            <w:tcW w:w="904" w:type="dxa"/>
             <w:tcBorders>
               <w:top w:val="nil"/>
               <w:left w:val="nil"/>
@@ -3719,7 +3756,7 @@
         </w:tc>
         <w:tc>
           <w:tcPr>
-            <w:tcW w:w="900" w:type="dxa"/>
+            <w:tcW w:w="654" w:type="dxa"/>
             <w:tcBorders>
               <w:top w:val="nil"/>
               <w:left w:val="nil"/>
@@ -3755,7 +3792,7 @@
         </w:tc>
         <w:tc>
           <w:tcPr>
-            <w:tcW w:w="3952" w:type="dxa"/>
+            <w:tcW w:w="4223" w:type="dxa"/>
             <w:tcBorders>
               <w:top w:val="single" w:sz="4" w:space="0" w:color="auto"/>
               <w:left w:val="nil"/>
@@ -3791,11 +3828,11 @@
       </w:tr>
       <w:tr>
         <w:trPr>
-          <w:trHeight w:val="301"/>
+          <w:trHeight w:val="304"/>
         </w:trPr>
         <w:tc>
           <w:tcPr>
-            <w:tcW w:w="569" w:type="dxa"/>
+            <w:tcW w:w="572" w:type="dxa"/>
             <w:tcBorders>
               <w:top w:val="nil"/>
               <w:left w:val="single" w:sz="4" w:space="0" w:color="auto"/>
@@ -3830,7 +3867,7 @@
         </w:tc>
         <w:tc>
           <w:tcPr>
-            <w:tcW w:w="4504" w:type="dxa"/>
+            <w:tcW w:w="4528" w:type="dxa"/>
             <w:tcBorders>
               <w:top w:val="single" w:sz="4" w:space="0" w:color="auto"/>
               <w:left w:val="nil"/>
@@ -3866,7 +3903,7 @@
         </w:tc>
         <w:tc>
           <w:tcPr>
-            <w:tcW w:w="900" w:type="dxa"/>
+            <w:tcW w:w="904" w:type="dxa"/>
             <w:tcBorders>
               <w:top w:val="nil"/>
               <w:left w:val="nil"/>
@@ -3902,7 +3939,7 @@
         </w:tc>
         <w:tc>
           <w:tcPr>
-            <w:tcW w:w="900" w:type="dxa"/>
+            <w:tcW w:w="654" w:type="dxa"/>
             <w:tcBorders>
               <w:top w:val="nil"/>
               <w:left w:val="nil"/>
@@ -3938,7 +3975,7 @@
         </w:tc>
         <w:tc>
           <w:tcPr>
-            <w:tcW w:w="3952" w:type="dxa"/>
+            <w:tcW w:w="4223" w:type="dxa"/>
             <w:tcBorders>
               <w:top w:val="single" w:sz="4" w:space="0" w:color="auto"/>
               <w:left w:val="nil"/>
@@ -3974,11 +4011,11 @@
       </w:tr>
       <w:tr>
         <w:trPr>
-          <w:trHeight w:val="301"/>
+          <w:trHeight w:val="304"/>
         </w:trPr>
         <w:tc>
           <w:tcPr>
-            <w:tcW w:w="569" w:type="dxa"/>
+            <w:tcW w:w="572" w:type="dxa"/>
             <w:tcBorders>
               <w:top w:val="single" w:sz="4" w:space="0" w:color="auto"/>
               <w:left w:val="single" w:sz="4" w:space="0" w:color="auto"/>
@@ -4013,7 +4050,7 @@
         </w:tc>
         <w:tc>
           <w:tcPr>
-            <w:tcW w:w="4504" w:type="dxa"/>
+            <w:tcW w:w="4528" w:type="dxa"/>
             <w:tcBorders>
               <w:top w:val="single" w:sz="4" w:space="0" w:color="auto"/>
               <w:left w:val="single" w:sz="4" w:space="0" w:color="auto"/>
@@ -4049,7 +4086,7 @@
         </w:tc>
         <w:tc>
           <w:tcPr>
-            <w:tcW w:w="900" w:type="dxa"/>
+            <w:tcW w:w="904" w:type="dxa"/>
             <w:tcBorders>
               <w:top w:val="single" w:sz="4" w:space="0" w:color="auto"/>
               <w:left w:val="single" w:sz="4" w:space="0" w:color="auto"/>
@@ -4079,13 +4116,13 @@
                 <w:sz w:val="18"/>
                 <w:szCs w:val="18"/>
               </w:rPr>
-              <w:t>8</w:t>
-            </w:r>
-          </w:p>
-        </w:tc>
-        <w:tc>
-          <w:tcPr>
-            <w:tcW w:w="900" w:type="dxa"/>
+              <w:t>6</w:t>
+            </w:r>
+          </w:p>
+        </w:tc>
+        <w:tc>
+          <w:tcPr>
+            <w:tcW w:w="654" w:type="dxa"/>
             <w:tcBorders>
               <w:top w:val="single" w:sz="4" w:space="0" w:color="auto"/>
               <w:left w:val="single" w:sz="4" w:space="0" w:color="auto"/>
@@ -4121,7 +4158,7 @@
         </w:tc>
         <w:tc>
           <w:tcPr>
-            <w:tcW w:w="3952" w:type="dxa"/>
+            <w:tcW w:w="4223" w:type="dxa"/>
             <w:tcBorders>
               <w:top w:val="single" w:sz="4" w:space="0" w:color="auto"/>
               <w:left w:val="single" w:sz="4" w:space="0" w:color="auto"/>
@@ -4157,11 +4194,11 @@
       </w:tr>
       <w:tr>
         <w:trPr>
-          <w:trHeight w:val="301"/>
+          <w:trHeight w:val="304"/>
         </w:trPr>
         <w:tc>
           <w:tcPr>
-            <w:tcW w:w="569" w:type="dxa"/>
+            <w:tcW w:w="572" w:type="dxa"/>
             <w:tcBorders>
               <w:top w:val="nil"/>
               <w:left w:val="single" w:sz="4" w:space="0" w:color="auto"/>
@@ -4196,7 +4233,7 @@
         </w:tc>
         <w:tc>
           <w:tcPr>
-            <w:tcW w:w="4504" w:type="dxa"/>
+            <w:tcW w:w="4528" w:type="dxa"/>
             <w:tcBorders>
               <w:top w:val="single" w:sz="4" w:space="0" w:color="auto"/>
               <w:left w:val="nil"/>
@@ -4232,7 +4269,7 @@
         </w:tc>
         <w:tc>
           <w:tcPr>
-            <w:tcW w:w="900" w:type="dxa"/>
+            <w:tcW w:w="904" w:type="dxa"/>
             <w:tcBorders>
               <w:top w:val="nil"/>
               <w:left w:val="nil"/>
@@ -4262,13 +4299,13 @@
                 <w:sz w:val="18"/>
                 <w:szCs w:val="18"/>
               </w:rPr>
-              <w:t>8</w:t>
-            </w:r>
-          </w:p>
-        </w:tc>
-        <w:tc>
-          <w:tcPr>
-            <w:tcW w:w="900" w:type="dxa"/>
+              <w:t>6</w:t>
+            </w:r>
+          </w:p>
+        </w:tc>
+        <w:tc>
+          <w:tcPr>
+            <w:tcW w:w="654" w:type="dxa"/>
             <w:tcBorders>
               <w:top w:val="nil"/>
               <w:left w:val="nil"/>
@@ -4304,7 +4341,7 @@
         </w:tc>
         <w:tc>
           <w:tcPr>
-            <w:tcW w:w="3952" w:type="dxa"/>
+            <w:tcW w:w="4223" w:type="dxa"/>
             <w:tcBorders>
               <w:top w:val="single" w:sz="4" w:space="0" w:color="auto"/>
               <w:left w:val="nil"/>
@@ -4340,11 +4377,11 @@
       </w:tr>
       <w:tr>
         <w:trPr>
-          <w:trHeight w:val="301"/>
+          <w:trHeight w:val="304"/>
         </w:trPr>
         <w:tc>
           <w:tcPr>
-            <w:tcW w:w="569" w:type="dxa"/>
+            <w:tcW w:w="572" w:type="dxa"/>
             <w:tcBorders>
               <w:top w:val="single" w:sz="4" w:space="0" w:color="auto"/>
               <w:left w:val="single" w:sz="4" w:space="0" w:color="auto"/>
@@ -4380,7 +4417,7 @@
         </w:tc>
         <w:tc>
           <w:tcPr>
-            <w:tcW w:w="4504" w:type="dxa"/>
+            <w:tcW w:w="4528" w:type="dxa"/>
             <w:tcBorders>
               <w:top w:val="single" w:sz="4" w:space="0" w:color="auto"/>
               <w:left w:val="single" w:sz="4" w:space="0" w:color="auto"/>
@@ -4410,13 +4447,13 @@
                 <w:sz w:val="18"/>
                 <w:szCs w:val="18"/>
               </w:rPr>
-              <w:t>ADESIVO PLÁSTICO PARA TUOS DE PVC</w:t>
-            </w:r>
-          </w:p>
-        </w:tc>
-        <w:tc>
-          <w:tcPr>
-            <w:tcW w:w="900" w:type="dxa"/>
+              <w:t>ADESIVO PLÁSTICO PARA TUOS DE PVC 175g</w:t>
+            </w:r>
+          </w:p>
+        </w:tc>
+        <w:tc>
+          <w:tcPr>
+            <w:tcW w:w="904" w:type="dxa"/>
             <w:tcBorders>
               <w:top w:val="single" w:sz="4" w:space="0" w:color="auto"/>
               <w:left w:val="single" w:sz="4" w:space="0" w:color="auto"/>
@@ -4452,7 +4489,7 @@
         </w:tc>
         <w:tc>
           <w:tcPr>
-            <w:tcW w:w="900" w:type="dxa"/>
+            <w:tcW w:w="654" w:type="dxa"/>
             <w:tcBorders>
               <w:top w:val="single" w:sz="4" w:space="0" w:color="auto"/>
               <w:left w:val="single" w:sz="4" w:space="0" w:color="auto"/>
@@ -4488,7 +4525,7 @@
         </w:tc>
         <w:tc>
           <w:tcPr>
-            <w:tcW w:w="3952" w:type="dxa"/>
+            <w:tcW w:w="4223" w:type="dxa"/>
             <w:tcBorders>
               <w:top w:val="single" w:sz="4" w:space="0" w:color="auto"/>
               <w:left w:val="single" w:sz="4" w:space="0" w:color="auto"/>
@@ -4524,11 +4561,11 @@
       </w:tr>
       <w:tr>
         <w:trPr>
-          <w:trHeight w:val="301"/>
+          <w:trHeight w:val="304"/>
         </w:trPr>
         <w:tc>
           <w:tcPr>
-            <w:tcW w:w="569" w:type="dxa"/>
+            <w:tcW w:w="572" w:type="dxa"/>
             <w:tcBorders>
               <w:top w:val="nil"/>
               <w:left w:val="single" w:sz="4" w:space="0" w:color="auto"/>
@@ -4563,7 +4600,7 @@
         </w:tc>
         <w:tc>
           <w:tcPr>
-            <w:tcW w:w="4504" w:type="dxa"/>
+            <w:tcW w:w="4528" w:type="dxa"/>
             <w:tcBorders>
               <w:top w:val="single" w:sz="4" w:space="0" w:color="auto"/>
               <w:left w:val="nil"/>
@@ -4593,13 +4630,13 @@
                 <w:sz w:val="18"/>
                 <w:szCs w:val="18"/>
               </w:rPr>
-              <w:t>FITA VEDA ROSCA</w:t>
-            </w:r>
-          </w:p>
-        </w:tc>
-        <w:tc>
-          <w:tcPr>
-            <w:tcW w:w="900" w:type="dxa"/>
+              <w:t>FITA VEDA ROSCA 18MM X 50MM</w:t>
+            </w:r>
+          </w:p>
+        </w:tc>
+        <w:tc>
+          <w:tcPr>
+            <w:tcW w:w="904" w:type="dxa"/>
             <w:tcBorders>
               <w:top w:val="nil"/>
               <w:left w:val="nil"/>
@@ -4635,7 +4672,7 @@
         </w:tc>
         <w:tc>
           <w:tcPr>
-            <w:tcW w:w="900" w:type="dxa"/>
+            <w:tcW w:w="654" w:type="dxa"/>
             <w:tcBorders>
               <w:top w:val="nil"/>
               <w:left w:val="nil"/>
@@ -4671,7 +4708,7 @@
         </w:tc>
         <w:tc>
           <w:tcPr>
-            <w:tcW w:w="3952" w:type="dxa"/>
+            <w:tcW w:w="4223" w:type="dxa"/>
             <w:tcBorders>
               <w:top w:val="single" w:sz="4" w:space="0" w:color="auto"/>
               <w:left w:val="nil"/>
@@ -4707,11 +4744,11 @@
       </w:tr>
       <w:tr>
         <w:trPr>
-          <w:trHeight w:val="301"/>
+          <w:trHeight w:val="304"/>
         </w:trPr>
         <w:tc>
           <w:tcPr>
-            <w:tcW w:w="569" w:type="dxa"/>
+            <w:tcW w:w="572" w:type="dxa"/>
             <w:tcBorders>
               <w:top w:val="nil"/>
               <w:left w:val="single" w:sz="4" w:space="0" w:color="auto"/>
@@ -4746,7 +4783,7 @@
         </w:tc>
         <w:tc>
           <w:tcPr>
-            <w:tcW w:w="4504" w:type="dxa"/>
+            <w:tcW w:w="4528" w:type="dxa"/>
             <w:tcBorders>
               <w:top w:val="single" w:sz="4" w:space="0" w:color="auto"/>
               <w:left w:val="nil"/>
@@ -4775,13 +4812,13 @@
                 <w:sz w:val="18"/>
                 <w:szCs w:val="18"/>
               </w:rPr>
-              <w:t>TUBO PVC SOLD Ø 32MM</w:t>
-            </w:r>
-          </w:p>
-        </w:tc>
-        <w:tc>
-          <w:tcPr>
-            <w:tcW w:w="900" w:type="dxa"/>
+              <w:t>TUBO PVC SOLD Ø 40MM</w:t>
+            </w:r>
+          </w:p>
+        </w:tc>
+        <w:tc>
+          <w:tcPr>
+            <w:tcW w:w="904" w:type="dxa"/>
             <w:tcBorders>
               <w:top w:val="nil"/>
               <w:left w:val="nil"/>
@@ -4817,7 +4854,7 @@
         </w:tc>
         <w:tc>
           <w:tcPr>
-            <w:tcW w:w="900" w:type="dxa"/>
+            <w:tcW w:w="654" w:type="dxa"/>
             <w:tcBorders>
               <w:top w:val="nil"/>
               <w:left w:val="nil"/>
@@ -4853,7 +4890,7 @@
         </w:tc>
         <w:tc>
           <w:tcPr>
-            <w:tcW w:w="3952" w:type="dxa"/>
+            <w:tcW w:w="4223" w:type="dxa"/>
             <w:tcBorders>
               <w:top w:val="single" w:sz="4" w:space="0" w:color="auto"/>
               <w:left w:val="nil"/>
@@ -4889,11 +4926,11 @@
       </w:tr>
       <w:tr>
         <w:trPr>
-          <w:trHeight w:val="301"/>
+          <w:trHeight w:val="304"/>
         </w:trPr>
         <w:tc>
           <w:tcPr>
-            <w:tcW w:w="569" w:type="dxa"/>
+            <w:tcW w:w="572" w:type="dxa"/>
             <w:tcBorders>
               <w:top w:val="nil"/>
               <w:left w:val="single" w:sz="4" w:space="0" w:color="auto"/>
@@ -4928,7 +4965,7 @@
         </w:tc>
         <w:tc>
           <w:tcPr>
-            <w:tcW w:w="4504" w:type="dxa"/>
+            <w:tcW w:w="4528" w:type="dxa"/>
             <w:tcBorders>
               <w:top w:val="single" w:sz="4" w:space="0" w:color="auto"/>
               <w:left w:val="nil"/>
@@ -4963,7 +5000,7 @@
         </w:tc>
         <w:tc>
           <w:tcPr>
-            <w:tcW w:w="900" w:type="dxa"/>
+            <w:tcW w:w="904" w:type="dxa"/>
             <w:tcBorders>
               <w:top w:val="nil"/>
               <w:left w:val="nil"/>
@@ -4999,7 +5036,7 @@
         </w:tc>
         <w:tc>
           <w:tcPr>
-            <w:tcW w:w="900" w:type="dxa"/>
+            <w:tcW w:w="654" w:type="dxa"/>
             <w:tcBorders>
               <w:top w:val="nil"/>
               <w:left w:val="nil"/>
@@ -5035,7 +5072,7 @@
         </w:tc>
         <w:tc>
           <w:tcPr>
-            <w:tcW w:w="3952" w:type="dxa"/>
+            <w:tcW w:w="4223" w:type="dxa"/>
             <w:tcBorders>
               <w:top w:val="single" w:sz="4" w:space="0" w:color="auto"/>
               <w:left w:val="nil"/>
@@ -5071,11 +5108,11 @@
       </w:tr>
       <w:tr>
         <w:trPr>
-          <w:trHeight w:val="301"/>
+          <w:trHeight w:val="304"/>
         </w:trPr>
         <w:tc>
           <w:tcPr>
-            <w:tcW w:w="569" w:type="dxa"/>
+            <w:tcW w:w="572" w:type="dxa"/>
             <w:tcBorders>
               <w:top w:val="nil"/>
               <w:left w:val="single" w:sz="4" w:space="0" w:color="auto"/>
@@ -5110,7 +5147,7 @@
         </w:tc>
         <w:tc>
           <w:tcPr>
-            <w:tcW w:w="4504" w:type="dxa"/>
+            <w:tcW w:w="4528" w:type="dxa"/>
             <w:tcBorders>
               <w:top w:val="single" w:sz="4" w:space="0" w:color="auto"/>
               <w:left w:val="nil"/>
@@ -5139,13 +5176,13 @@
                 <w:sz w:val="18"/>
                 <w:szCs w:val="18"/>
               </w:rPr>
-              <w:t>ABRAÇADEIRA DE NYLON 25X300MM</w:t>
-            </w:r>
-          </w:p>
-        </w:tc>
-        <w:tc>
-          <w:tcPr>
-            <w:tcW w:w="900" w:type="dxa"/>
+              <w:t>ABRAÇADEIRA DE NYLON 8.8 x 500mm</w:t>
+            </w:r>
+          </w:p>
+        </w:tc>
+        <w:tc>
+          <w:tcPr>
+            <w:tcW w:w="904" w:type="dxa"/>
             <w:tcBorders>
               <w:top w:val="nil"/>
               <w:left w:val="nil"/>
@@ -5181,7 +5218,7 @@
         </w:tc>
         <w:tc>
           <w:tcPr>
-            <w:tcW w:w="900" w:type="dxa"/>
+            <w:tcW w:w="654" w:type="dxa"/>
             <w:tcBorders>
               <w:top w:val="nil"/>
               <w:left w:val="nil"/>
@@ -5217,7 +5254,7 @@
         </w:tc>
         <w:tc>
           <w:tcPr>
-            <w:tcW w:w="3952" w:type="dxa"/>
+            <w:tcW w:w="4223" w:type="dxa"/>
             <w:tcBorders>
               <w:top w:val="single" w:sz="4" w:space="0" w:color="auto"/>
               <w:left w:val="nil"/>
@@ -5253,11 +5290,11 @@
       </w:tr>
       <w:tr>
         <w:trPr>
-          <w:trHeight w:val="301"/>
+          <w:trHeight w:val="304"/>
         </w:trPr>
         <w:tc>
           <w:tcPr>
-            <w:tcW w:w="569" w:type="dxa"/>
+            <w:tcW w:w="572" w:type="dxa"/>
             <w:tcBorders>
               <w:top w:val="nil"/>
               <w:left w:val="single" w:sz="4" w:space="0" w:color="auto"/>
@@ -5292,7 +5329,7 @@
         </w:tc>
         <w:tc>
           <w:tcPr>
-            <w:tcW w:w="4504" w:type="dxa"/>
+            <w:tcW w:w="4528" w:type="dxa"/>
             <w:tcBorders>
               <w:top w:val="single" w:sz="4" w:space="0" w:color="auto"/>
               <w:left w:val="nil"/>
@@ -5327,7 +5364,7 @@
         </w:tc>
         <w:tc>
           <w:tcPr>
-            <w:tcW w:w="900" w:type="dxa"/>
+            <w:tcW w:w="904" w:type="dxa"/>
             <w:tcBorders>
               <w:top w:val="nil"/>
               <w:left w:val="nil"/>
@@ -5357,13 +5394,13 @@
                 <w:sz w:val="18"/>
                 <w:szCs w:val="18"/>
               </w:rPr>
-              <w:t>2</w:t>
-            </w:r>
-          </w:p>
-        </w:tc>
-        <w:tc>
-          <w:tcPr>
-            <w:tcW w:w="900" w:type="dxa"/>
+              <w:t>3</w:t>
+            </w:r>
+          </w:p>
+        </w:tc>
+        <w:tc>
+          <w:tcPr>
+            <w:tcW w:w="654" w:type="dxa"/>
             <w:tcBorders>
               <w:top w:val="nil"/>
               <w:left w:val="nil"/>
@@ -5399,7 +5436,7 @@
         </w:tc>
         <w:tc>
           <w:tcPr>
-            <w:tcW w:w="3952" w:type="dxa"/>
+            <w:tcW w:w="4223" w:type="dxa"/>
             <w:tcBorders>
               <w:top w:val="single" w:sz="4" w:space="0" w:color="auto"/>
               <w:left w:val="nil"/>
@@ -5435,13 +5472,13 @@
       </w:tr>
       <w:tr>
         <w:trPr>
-          <w:trHeight w:val="301"/>
+          <w:trHeight w:val="304"/>
         </w:trPr>
         <w:tc>
           <w:tcPr>
-            <w:tcW w:w="569" w:type="dxa"/>
-            <w:tcBorders>
-              <w:top w:val="nil"/>
+            <w:tcW w:w="572" w:type="dxa"/>
+            <w:tcBorders>
+              <w:top w:val="single" w:sz="4" w:space="0" w:color="auto"/>
               <w:left w:val="single" w:sz="4" w:space="0" w:color="auto"/>
               <w:bottom w:val="single" w:sz="4" w:space="0" w:color="auto"/>
               <w:right w:val="single" w:sz="4" w:space="0" w:color="auto"/>
@@ -5474,7 +5511,7 @@
         </w:tc>
         <w:tc>
           <w:tcPr>
-            <w:tcW w:w="4504" w:type="dxa"/>
+            <w:tcW w:w="4528" w:type="dxa"/>
             <w:tcBorders>
               <w:top w:val="single" w:sz="4" w:space="0" w:color="auto"/>
               <w:left w:val="nil"/>
@@ -5503,15 +5540,15 @@
                 <w:sz w:val="18"/>
                 <w:szCs w:val="18"/>
               </w:rPr>
-              <w:t>ADAPTADOR 32MM SOLD SAÍDA DENTADA 1" P/ MANGUEIRA</w:t>
-            </w:r>
-          </w:p>
-        </w:tc>
-        <w:tc>
-          <w:tcPr>
-            <w:tcW w:w="900" w:type="dxa"/>
-            <w:tcBorders>
-              <w:top w:val="nil"/>
+              <w:t>ADAPTADOR 40mm x 1.1/4” SOLD SAÍDA DENTADA P/ MANGUEIRA</w:t>
+            </w:r>
+          </w:p>
+        </w:tc>
+        <w:tc>
+          <w:tcPr>
+            <w:tcW w:w="904" w:type="dxa"/>
+            <w:tcBorders>
+              <w:top w:val="single" w:sz="4" w:space="0" w:color="auto"/>
               <w:left w:val="nil"/>
               <w:bottom w:val="single" w:sz="4" w:space="0" w:color="auto"/>
               <w:right w:val="single" w:sz="4" w:space="0" w:color="auto"/>
@@ -5545,9 +5582,9 @@
         </w:tc>
         <w:tc>
           <w:tcPr>
-            <w:tcW w:w="900" w:type="dxa"/>
-            <w:tcBorders>
-              <w:top w:val="nil"/>
+            <w:tcW w:w="654" w:type="dxa"/>
+            <w:tcBorders>
+              <w:top w:val="single" w:sz="4" w:space="0" w:color="auto"/>
               <w:left w:val="nil"/>
               <w:bottom w:val="single" w:sz="4" w:space="0" w:color="auto"/>
               <w:right w:val="single" w:sz="4" w:space="0" w:color="auto"/>
@@ -5581,7 +5618,7 @@
         </w:tc>
         <w:tc>
           <w:tcPr>
-            <w:tcW w:w="3952" w:type="dxa"/>
+            <w:tcW w:w="4223" w:type="dxa"/>
             <w:tcBorders>
               <w:top w:val="single" w:sz="4" w:space="0" w:color="auto"/>
               <w:left w:val="nil"/>
@@ -5596,12 +5633,9 @@
             <w:pPr>
               <w:spacing w:after="0" w:line="240" w:lineRule="auto"/>
               <w:rPr>
-                <w:rFonts w:ascii="Calibri" w:eastAsia="Times New Roman" w:hAnsi="Calibri" w:cs="Calibri"/>
-                <w:kern w:val="0"/>
-                <w:sz w:val="18"/>
-                <w:szCs w:val="18"/>
-                <w:lang w:eastAsia="pt-BR"/>
-                <w14:ligatures w14:val="none"/>
+                <w:rFonts w:ascii="Calibri" w:hAnsi="Calibri" w:cs="Calibri"/>
+                <w:sz w:val="18"/>
+                <w:szCs w:val="18"/>
               </w:rPr>
             </w:pPr>
             <w:r>
@@ -5611,6 +5645,168 @@
                 <w:szCs w:val="18"/>
               </w:rPr>
               <w:t>DESCIDA TALUDE</w:t>
+            </w:r>
+          </w:p>
+        </w:tc>
+      </w:tr>
+      <w:tr>
+        <w:trPr>
+          <w:trHeight w:val="304"/>
+        </w:trPr>
+        <w:tc>
+          <w:tcPr>
+            <w:tcW w:w="572" w:type="dxa"/>
+            <w:tcBorders>
+              <w:top w:val="single" w:sz="4" w:space="0" w:color="auto"/>
+              <w:left w:val="single" w:sz="4" w:space="0" w:color="auto"/>
+              <w:bottom w:val="single" w:sz="4" w:space="0" w:color="auto"/>
+              <w:right w:val="single" w:sz="4" w:space="0" w:color="auto"/>
+            </w:tcBorders>
+            <w:vAlign w:val="center"/>
+          </w:tcPr>
+          <w:p>
+            <w:pPr>
+              <w:spacing w:after="0" w:line="240" w:lineRule="auto"/>
+              <w:jc w:val="center"/>
+              <w:rPr>
+                <w:rFonts w:ascii="Calibri" w:hAnsi="Calibri" w:cs="Calibri"/>
+                <w:sz w:val="18"/>
+                <w:szCs w:val="18"/>
+              </w:rPr>
+            </w:pPr>
+            <w:r>
+              <w:rPr>
+                <w:rFonts w:ascii="Calibri" w:hAnsi="Calibri" w:cs="Calibri"/>
+                <w:sz w:val="18"/>
+                <w:szCs w:val="18"/>
+              </w:rPr>
+              <w:t>27</w:t>
+            </w:r>
+          </w:p>
+        </w:tc>
+        <w:tc>
+          <w:tcPr>
+            <w:tcW w:w="4528" w:type="dxa"/>
+            <w:tcBorders>
+              <w:top w:val="single" w:sz="4" w:space="0" w:color="auto"/>
+              <w:left w:val="nil"/>
+              <w:bottom w:val="single" w:sz="4" w:space="0" w:color="auto"/>
+              <w:right w:val="single" w:sz="4" w:space="0" w:color="auto"/>
+            </w:tcBorders>
+            <w:noWrap/>
+            <w:vAlign w:val="center"/>
+          </w:tcPr>
+          <w:p>
+            <w:pPr>
+              <w:spacing w:after="0" w:line="240" w:lineRule="auto"/>
+              <w:rPr>
+                <w:rFonts w:ascii="Calibri" w:hAnsi="Calibri" w:cs="Calibri"/>
+                <w:sz w:val="18"/>
+                <w:szCs w:val="18"/>
+              </w:rPr>
+            </w:pPr>
+            <w:r>
+              <w:rPr>
+                <w:rFonts w:ascii="Calibri" w:hAnsi="Calibri" w:cs="Calibri"/>
+                <w:sz w:val="18"/>
+                <w:szCs w:val="18"/>
+              </w:rPr>
+              <w:t>LUVA PVC SOLD Ø 40MM</w:t>
+            </w:r>
+          </w:p>
+        </w:tc>
+        <w:tc>
+          <w:tcPr>
+            <w:tcW w:w="904" w:type="dxa"/>
+            <w:tcBorders>
+              <w:top w:val="single" w:sz="4" w:space="0" w:color="auto"/>
+              <w:left w:val="nil"/>
+              <w:bottom w:val="single" w:sz="4" w:space="0" w:color="auto"/>
+              <w:right w:val="single" w:sz="4" w:space="0" w:color="auto"/>
+            </w:tcBorders>
+            <w:noWrap/>
+            <w:vAlign w:val="center"/>
+          </w:tcPr>
+          <w:p>
+            <w:pPr>
+              <w:spacing w:after="0" w:line="240" w:lineRule="auto"/>
+              <w:jc w:val="center"/>
+              <w:rPr>
+                <w:rFonts w:ascii="Calibri" w:hAnsi="Calibri" w:cs="Calibri"/>
+                <w:sz w:val="18"/>
+                <w:szCs w:val="18"/>
+              </w:rPr>
+            </w:pPr>
+            <w:r>
+              <w:rPr>
+                <w:rFonts w:ascii="Calibri" w:hAnsi="Calibri" w:cs="Calibri"/>
+                <w:sz w:val="18"/>
+                <w:szCs w:val="18"/>
+              </w:rPr>
+              <w:t>3</w:t>
+            </w:r>
+          </w:p>
+        </w:tc>
+        <w:tc>
+          <w:tcPr>
+            <w:tcW w:w="654" w:type="dxa"/>
+            <w:tcBorders>
+              <w:top w:val="single" w:sz="4" w:space="0" w:color="auto"/>
+              <w:left w:val="nil"/>
+              <w:bottom w:val="single" w:sz="4" w:space="0" w:color="auto"/>
+              <w:right w:val="single" w:sz="4" w:space="0" w:color="auto"/>
+            </w:tcBorders>
+            <w:noWrap/>
+            <w:vAlign w:val="center"/>
+          </w:tcPr>
+          <w:p>
+            <w:pPr>
+              <w:spacing w:after="0" w:line="240" w:lineRule="auto"/>
+              <w:jc w:val="center"/>
+              <w:rPr>
+                <w:rFonts w:ascii="Calibri" w:hAnsi="Calibri" w:cs="Calibri"/>
+                <w:sz w:val="18"/>
+                <w:szCs w:val="18"/>
+              </w:rPr>
+            </w:pPr>
+            <w:r>
+              <w:rPr>
+                <w:rFonts w:ascii="Calibri" w:hAnsi="Calibri" w:cs="Calibri"/>
+                <w:sz w:val="18"/>
+                <w:szCs w:val="18"/>
+              </w:rPr>
+              <w:t>UND</w:t>
+            </w:r>
+          </w:p>
+        </w:tc>
+        <w:tc>
+          <w:tcPr>
+            <w:tcW w:w="4223" w:type="dxa"/>
+            <w:tcBorders>
+              <w:top w:val="single" w:sz="4" w:space="0" w:color="auto"/>
+              <w:left w:val="nil"/>
+              <w:bottom w:val="single" w:sz="4" w:space="0" w:color="auto"/>
+              <w:right w:val="single" w:sz="4" w:space="0" w:color="auto"/>
+            </w:tcBorders>
+            <w:noWrap/>
+            <w:vAlign w:val="center"/>
+          </w:tcPr>
+          <w:p>
+            <w:pPr>
+              <w:spacing w:after="0" w:line="240" w:lineRule="auto"/>
+              <w:rPr>
+                <w:rFonts w:ascii="Calibri" w:hAnsi="Calibri" w:cs="Calibri"/>
+                <w:sz w:val="18"/>
+                <w:szCs w:val="18"/>
+              </w:rPr>
+            </w:pPr>
+            <w:r>
+              <w:rPr>
+                <w:rFonts w:ascii="Calibri" w:hAnsi="Calibri" w:cs="Calibri"/>
+                <w:sz w:val="18"/>
+                <w:szCs w:val="18"/>
+              </w:rPr>
+              <w:t>CAPTAÇÃO SEÇÃO HIDRÁULICA</w:t>
             </w:r>
           </w:p>
         </w:tc>

--- a/template_pisf-ATERRO.docx
+++ b/template_pisf-ATERRO.docx
@@ -109,21 +109,7 @@
         <w:rPr>
           <w:rFonts w:ascii="Aptos Narrow" w:hAnsi="Aptos Narrow"/>
         </w:rPr>
-        <w:t xml:space="preserve"> </w:t>
-      </w:r>
-      <w:proofErr w:type="gramStart"/>
-      <w:r>
-        <w:rPr>
-          <w:rFonts w:ascii="Aptos Narrow" w:hAnsi="Aptos Narrow"/>
-        </w:rPr>
-        <w:t>{{ PROPRIETARIO</w:t>
-      </w:r>
-      <w:proofErr w:type="gramEnd"/>
-      <w:r>
-        <w:rPr>
-          <w:rFonts w:ascii="Aptos Narrow" w:hAnsi="Aptos Narrow"/>
-        </w:rPr>
-        <w:t xml:space="preserve"> }}</w:t>
+        <w:t xml:space="preserve"> {{ PROPRIETARIO }}</w:t>
       </w:r>
     </w:p>
     <w:p>
@@ -180,21 +166,7 @@
         <w:rPr>
           <w:rFonts w:ascii="Aptos Narrow" w:hAnsi="Aptos Narrow"/>
         </w:rPr>
-        <w:t xml:space="preserve"> </w:t>
-      </w:r>
-      <w:proofErr w:type="gramStart"/>
-      <w:r>
-        <w:rPr>
-          <w:rFonts w:ascii="Aptos Narrow" w:hAnsi="Aptos Narrow"/>
-        </w:rPr>
-        <w:t>{{ CONTRATO</w:t>
-      </w:r>
-      <w:proofErr w:type="gramEnd"/>
-      <w:r>
-        <w:rPr>
-          <w:rFonts w:ascii="Aptos Narrow" w:hAnsi="Aptos Narrow"/>
-        </w:rPr>
-        <w:t xml:space="preserve"> }}</w:t>
+        <w:t xml:space="preserve"> {{ CONTRATO }}</w:t>
       </w:r>
     </w:p>
     <w:p>
@@ -219,21 +191,7 @@
         <w:rPr>
           <w:rFonts w:ascii="Aptos Narrow" w:hAnsi="Aptos Narrow"/>
         </w:rPr>
-        <w:t xml:space="preserve"> </w:t>
-      </w:r>
-      <w:proofErr w:type="gramStart"/>
-      <w:r>
-        <w:rPr>
-          <w:rFonts w:ascii="Aptos Narrow" w:hAnsi="Aptos Narrow"/>
-        </w:rPr>
-        <w:t>{{ MUNICIPIO</w:t>
-      </w:r>
-      <w:proofErr w:type="gramEnd"/>
-      <w:r>
-        <w:rPr>
-          <w:rFonts w:ascii="Aptos Narrow" w:hAnsi="Aptos Narrow"/>
-        </w:rPr>
-        <w:t xml:space="preserve"> }}</w:t>
+        <w:t xml:space="preserve"> {{ MUNICIPIO }}</w:t>
       </w:r>
     </w:p>
     <w:p>
@@ -260,67 +218,17 @@
         </w:rPr>
         <w:t xml:space="preserve"> </w:t>
       </w:r>
-      <w:proofErr w:type="gramStart"/>
       <w:r>
         <w:rPr>
           <w:rFonts w:ascii="Aptos Narrow" w:hAnsi="Aptos Narrow"/>
         </w:rPr>
-        <w:t>{{ EIXO</w:t>
-      </w:r>
-      <w:proofErr w:type="gramEnd"/>
-      <w:r>
-        <w:rPr>
-          <w:rFonts w:ascii="Aptos Narrow" w:hAnsi="Aptos Narrow"/>
-        </w:rPr>
-        <w:t xml:space="preserve"> }} - </w:t>
+        <w:t xml:space="preserve">{{ EIXO }} - </w:t>
       </w:r>
       <w:r>
         <w:rPr>
           <w:rFonts w:ascii="Aptos Narrow" w:hAnsi="Aptos Narrow"/>
         </w:rPr>
-        <w:t xml:space="preserve">Estaca </w:t>
-      </w:r>
-      <w:proofErr w:type="gramStart"/>
-      <w:r>
-        <w:rPr>
-          <w:rFonts w:ascii="Aptos Narrow" w:hAnsi="Aptos Narrow"/>
-        </w:rPr>
-        <w:t>{{ ESTACA</w:t>
-      </w:r>
-      <w:proofErr w:type="gramEnd"/>
-      <w:r>
-        <w:rPr>
-          <w:rFonts w:ascii="Aptos Narrow" w:hAnsi="Aptos Narrow"/>
-        </w:rPr>
-        <w:t xml:space="preserve"> </w:t>
-      </w:r>
-      <w:proofErr w:type="gramStart"/>
-      <w:r>
-        <w:rPr>
-          <w:rFonts w:ascii="Aptos Narrow" w:hAnsi="Aptos Narrow"/>
-        </w:rPr>
-        <w:t>}}  —</w:t>
-      </w:r>
-      <w:proofErr w:type="gramEnd"/>
-      <w:r>
-        <w:rPr>
-          <w:rFonts w:ascii="Aptos Narrow" w:hAnsi="Aptos Narrow"/>
-        </w:rPr>
-        <w:t xml:space="preserve"> Lado: </w:t>
-      </w:r>
-      <w:proofErr w:type="gramStart"/>
-      <w:r>
-        <w:rPr>
-          <w:rFonts w:ascii="Aptos Narrow" w:hAnsi="Aptos Narrow"/>
-        </w:rPr>
-        <w:t>{{ LADO</w:t>
-      </w:r>
-      <w:proofErr w:type="gramEnd"/>
-      <w:r>
-        <w:rPr>
-          <w:rFonts w:ascii="Aptos Narrow" w:hAnsi="Aptos Narrow"/>
-        </w:rPr>
-        <w:t xml:space="preserve"> }}</w:t>
+        <w:t>Estaca {{ ESTACA }}  — Lado: {{ LADO }}</w:t>
       </w:r>
     </w:p>
     <w:p>
@@ -379,21 +287,7 @@
         <w:rPr>
           <w:rFonts w:ascii="Aptos Narrow" w:hAnsi="Aptos Narrow"/>
         </w:rPr>
-        <w:t xml:space="preserve">: </w:t>
-      </w:r>
-      <w:proofErr w:type="gramStart"/>
-      <w:r>
-        <w:rPr>
-          <w:rFonts w:ascii="Aptos Narrow" w:hAnsi="Aptos Narrow"/>
-        </w:rPr>
-        <w:t>{{ LAT</w:t>
-      </w:r>
-      <w:proofErr w:type="gramEnd"/>
-      <w:r>
-        <w:rPr>
-          <w:rFonts w:ascii="Aptos Narrow" w:hAnsi="Aptos Narrow"/>
-        </w:rPr>
-        <w:t xml:space="preserve"> }} / </w:t>
+        <w:t xml:space="preserve">: {{ LAT }} / </w:t>
       </w:r>
       <w:r>
         <w:rPr>
@@ -405,21 +299,7 @@
         <w:rPr>
           <w:rFonts w:ascii="Aptos Narrow" w:hAnsi="Aptos Narrow"/>
         </w:rPr>
-        <w:t xml:space="preserve">: </w:t>
-      </w:r>
-      <w:proofErr w:type="gramStart"/>
-      <w:r>
-        <w:rPr>
-          <w:rFonts w:ascii="Aptos Narrow" w:hAnsi="Aptos Narrow"/>
-        </w:rPr>
-        <w:t>{{ LONG</w:t>
-      </w:r>
-      <w:proofErr w:type="gramEnd"/>
-      <w:r>
-        <w:rPr>
-          <w:rFonts w:ascii="Aptos Narrow" w:hAnsi="Aptos Narrow"/>
-        </w:rPr>
-        <w:t xml:space="preserve"> }}</w:t>
+        <w:t>: {{ LONG }}</w:t>
       </w:r>
     </w:p>
     <w:p>
@@ -444,35 +324,7 @@
         <w:rPr>
           <w:rFonts w:ascii="Aptos Narrow" w:hAnsi="Aptos Narrow"/>
         </w:rPr>
-        <w:t xml:space="preserve"> </w:t>
-      </w:r>
-      <w:proofErr w:type="gramStart"/>
-      <w:r>
-        <w:rPr>
-          <w:rFonts w:ascii="Aptos Narrow" w:hAnsi="Aptos Narrow"/>
-        </w:rPr>
-        <w:t>{{ USO</w:t>
-      </w:r>
-      <w:proofErr w:type="gramEnd"/>
-      <w:r>
-        <w:rPr>
-          <w:rFonts w:ascii="Aptos Narrow" w:hAnsi="Aptos Narrow"/>
-        </w:rPr>
-        <w:t>_DA_</w:t>
-      </w:r>
-      <w:proofErr w:type="gramStart"/>
-      <w:r>
-        <w:rPr>
-          <w:rFonts w:ascii="Aptos Narrow" w:hAnsi="Aptos Narrow"/>
-        </w:rPr>
-        <w:t>AGUA }</w:t>
-      </w:r>
-      <w:proofErr w:type="gramEnd"/>
-      <w:r>
-        <w:rPr>
-          <w:rFonts w:ascii="Aptos Narrow" w:hAnsi="Aptos Narrow"/>
-        </w:rPr>
-        <w:t xml:space="preserve">} | </w:t>
+        <w:t xml:space="preserve"> {{ USO_DA_AGUA }} | </w:t>
       </w:r>
       <w:r>
         <w:rPr>
@@ -488,7 +340,6 @@
         </w:rPr>
         <w:t xml:space="preserve"> </w:t>
       </w:r>
-      <w:proofErr w:type="gramStart"/>
       <w:r>
         <w:rPr>
           <w:rFonts w:ascii="Aptos Narrow" w:hAnsi="Aptos Narrow"/>
@@ -496,17 +347,7 @@
           <w:bCs/>
           <w:color w:val="EE0000"/>
         </w:rPr>
-        <w:t>{{ SISTEMA</w:t>
-      </w:r>
-      <w:proofErr w:type="gramEnd"/>
-      <w:r>
-        <w:rPr>
-          <w:rFonts w:ascii="Aptos Narrow" w:hAnsi="Aptos Narrow"/>
-          <w:b/>
-          <w:bCs/>
-          <w:color w:val="EE0000"/>
-        </w:rPr>
-        <w:t xml:space="preserve"> }}</w:t>
+        <w:t>{{ SISTEMA }}</w:t>
       </w:r>
     </w:p>
     <w:p>
@@ -531,35 +372,7 @@
         <w:rPr>
           <w:rFonts w:ascii="Aptos Narrow" w:hAnsi="Aptos Narrow"/>
         </w:rPr>
-        <w:t xml:space="preserve"> </w:t>
-      </w:r>
-      <w:proofErr w:type="gramStart"/>
-      <w:r>
-        <w:rPr>
-          <w:rFonts w:ascii="Aptos Narrow" w:hAnsi="Aptos Narrow"/>
-        </w:rPr>
-        <w:t>{{ ESTRUTURA</w:t>
-      </w:r>
-      <w:proofErr w:type="gramEnd"/>
-      <w:r>
-        <w:rPr>
-          <w:rFonts w:ascii="Aptos Narrow" w:hAnsi="Aptos Narrow"/>
-        </w:rPr>
-        <w:t>_</w:t>
-      </w:r>
-      <w:proofErr w:type="gramStart"/>
-      <w:r>
-        <w:rPr>
-          <w:rFonts w:ascii="Aptos Narrow" w:hAnsi="Aptos Narrow"/>
-        </w:rPr>
-        <w:t>WBS }</w:t>
-      </w:r>
-      <w:proofErr w:type="gramEnd"/>
-      <w:r>
-        <w:rPr>
-          <w:rFonts w:ascii="Aptos Narrow" w:hAnsi="Aptos Narrow"/>
-        </w:rPr>
-        <w:t>}.</w:t>
+        <w:t xml:space="preserve"> {{ ESTRUTURA_WBS }}.</w:t>
       </w:r>
     </w:p>
     <w:p>
@@ -1846,7 +1659,15 @@
                 <w:sz w:val="18"/>
                 <w:szCs w:val="18"/>
               </w:rPr>
-              <w:t>HIDRÔMETRO MEDIDOR 1.1/4” Ø 31,75mm</w:t>
+              <w:t xml:space="preserve">HIDRÔMETRO MEDIDOR 1.1/4” Ø </w:t>
+            </w:r>
+            <w:r>
+              <w:rPr>
+                <w:rFonts w:ascii="Calibri" w:hAnsi="Calibri" w:cs="Calibri"/>
+                <w:sz w:val="18"/>
+                <w:szCs w:val="18"/>
+              </w:rPr>
+              <w:t>40MM</w:t>
             </w:r>
           </w:p>
         </w:tc>
@@ -2210,7 +2031,23 @@
                 <w:sz w:val="18"/>
                 <w:szCs w:val="18"/>
               </w:rPr>
-              <w:t>MANGUEIRA MANGOTE 1.1/4” Ø 31,75mm - VARIAVEL</w:t>
+              <w:t xml:space="preserve">MANGUEIRA MANGOTE 1.1/4” Ø </w:t>
+            </w:r>
+            <w:r>
+              <w:rPr>
+                <w:rFonts w:ascii="Calibri" w:hAnsi="Calibri" w:cs="Calibri"/>
+                <w:sz w:val="18"/>
+                <w:szCs w:val="18"/>
+              </w:rPr>
+              <w:t>40MM</w:t>
+            </w:r>
+            <w:r>
+              <w:rPr>
+                <w:rFonts w:ascii="Calibri" w:hAnsi="Calibri" w:cs="Calibri"/>
+                <w:sz w:val="18"/>
+                <w:szCs w:val="18"/>
+              </w:rPr>
+              <w:t xml:space="preserve"> (variável)</w:t>
             </w:r>
           </w:p>
         </w:tc>
@@ -2246,7 +2083,7 @@
                 <w:sz w:val="18"/>
                 <w:szCs w:val="18"/>
               </w:rPr>
-              <w:t> 18</w:t>
+              <w:t> </w:t>
             </w:r>
           </w:p>
         </w:tc>
@@ -4630,7 +4467,7 @@
                 <w:sz w:val="18"/>
                 <w:szCs w:val="18"/>
               </w:rPr>
-              <w:t>FITA VEDA ROSCA 18MM X 50MM</w:t>
+              <w:t>FITA VEDA ROSCA 18MM X 50M</w:t>
             </w:r>
           </w:p>
         </w:tc>
@@ -5540,7 +5377,23 @@
                 <w:sz w:val="18"/>
                 <w:szCs w:val="18"/>
               </w:rPr>
-              <w:t>ADAPTADOR 40mm x 1.1/4” SOLD SAÍDA DENTADA P/ MANGUEIRA</w:t>
+              <w:t>ADAPTADOR 40</w:t>
+            </w:r>
+            <w:r>
+              <w:rPr>
+                <w:rFonts w:ascii="Calibri" w:hAnsi="Calibri" w:cs="Calibri"/>
+                <w:sz w:val="18"/>
+                <w:szCs w:val="18"/>
+              </w:rPr>
+              <w:t>MM</w:t>
+            </w:r>
+            <w:r>
+              <w:rPr>
+                <w:rFonts w:ascii="Calibri" w:hAnsi="Calibri" w:cs="Calibri"/>
+                <w:sz w:val="18"/>
+                <w:szCs w:val="18"/>
+              </w:rPr>
+              <w:t xml:space="preserve"> x 1.1/4” SOLD SAÍDA DENTADA P/ MANGUEIRA</w:t>
             </w:r>
           </w:p>
         </w:tc>
@@ -5995,139 +5848,31 @@
                 <w:sz w:val="20"/>
                 <w:szCs w:val="20"/>
               </w:rPr>
-              <w:t xml:space="preserve">Foto 1: Ponto de captação na Estaca </w:t>
-            </w:r>
-            <w:proofErr w:type="gramStart"/>
-            <w:r>
+              <w:t>Foto 1: Ponto de captação na Estaca {{ ESTACA }}  — Lado: {{ LADO }}.</w:t>
+            </w:r>
+          </w:p>
+        </w:tc>
+        <w:tc>
+          <w:tcPr>
+            <w:tcW w:w="4819" w:type="dxa"/>
+          </w:tcPr>
+          <w:p>
+            <w:pPr>
+              <w:shd w:val="clear" w:color="auto" w:fill="FFFFFF" w:themeFill="background1"/>
+              <w:spacing w:after="0"/>
               <w:rPr>
                 <w:i/>
                 <w:sz w:val="20"/>
                 <w:szCs w:val="20"/>
               </w:rPr>
-              <w:t>{{ ESTACA</w:t>
-            </w:r>
-            <w:proofErr w:type="gramEnd"/>
+            </w:pPr>
             <w:r>
               <w:rPr>
                 <w:i/>
                 <w:sz w:val="20"/>
                 <w:szCs w:val="20"/>
               </w:rPr>
-              <w:t xml:space="preserve"> </w:t>
-            </w:r>
-            <w:proofErr w:type="gramStart"/>
-            <w:r>
-              <w:rPr>
-                <w:i/>
-                <w:sz w:val="20"/>
-                <w:szCs w:val="20"/>
-              </w:rPr>
-              <w:t>}}  —</w:t>
-            </w:r>
-            <w:proofErr w:type="gramEnd"/>
-            <w:r>
-              <w:rPr>
-                <w:i/>
-                <w:sz w:val="20"/>
-                <w:szCs w:val="20"/>
-              </w:rPr>
-              <w:t xml:space="preserve"> Lado: </w:t>
-            </w:r>
-            <w:proofErr w:type="gramStart"/>
-            <w:r>
-              <w:rPr>
-                <w:i/>
-                <w:sz w:val="20"/>
-                <w:szCs w:val="20"/>
-              </w:rPr>
-              <w:t>{{ LADO</w:t>
-            </w:r>
-            <w:proofErr w:type="gramEnd"/>
-            <w:r>
-              <w:rPr>
-                <w:i/>
-                <w:sz w:val="20"/>
-                <w:szCs w:val="20"/>
-              </w:rPr>
-              <w:t xml:space="preserve"> }}.</w:t>
-            </w:r>
-          </w:p>
-        </w:tc>
-        <w:tc>
-          <w:tcPr>
-            <w:tcW w:w="4819" w:type="dxa"/>
-          </w:tcPr>
-          <w:p>
-            <w:pPr>
-              <w:shd w:val="clear" w:color="auto" w:fill="FFFFFF" w:themeFill="background1"/>
-              <w:spacing w:after="0"/>
-              <w:rPr>
-                <w:i/>
-                <w:sz w:val="20"/>
-                <w:szCs w:val="20"/>
-              </w:rPr>
-            </w:pPr>
-            <w:r>
-              <w:rPr>
-                <w:i/>
-                <w:sz w:val="20"/>
-                <w:szCs w:val="20"/>
-              </w:rPr>
-              <w:t xml:space="preserve">Foto 2: Ponto de captação na Estaca </w:t>
-            </w:r>
-            <w:proofErr w:type="gramStart"/>
-            <w:r>
-              <w:rPr>
-                <w:i/>
-                <w:sz w:val="20"/>
-                <w:szCs w:val="20"/>
-              </w:rPr>
-              <w:t>{{ ESTACA</w:t>
-            </w:r>
-            <w:proofErr w:type="gramEnd"/>
-            <w:r>
-              <w:rPr>
-                <w:i/>
-                <w:sz w:val="20"/>
-                <w:szCs w:val="20"/>
-              </w:rPr>
-              <w:t xml:space="preserve"> </w:t>
-            </w:r>
-            <w:proofErr w:type="gramStart"/>
-            <w:r>
-              <w:rPr>
-                <w:i/>
-                <w:sz w:val="20"/>
-                <w:szCs w:val="20"/>
-              </w:rPr>
-              <w:t>}}  —</w:t>
-            </w:r>
-            <w:proofErr w:type="gramEnd"/>
-            <w:r>
-              <w:rPr>
-                <w:i/>
-                <w:sz w:val="20"/>
-                <w:szCs w:val="20"/>
-              </w:rPr>
-              <w:t xml:space="preserve"> Lado: </w:t>
-            </w:r>
-            <w:proofErr w:type="gramStart"/>
-            <w:r>
-              <w:rPr>
-                <w:i/>
-                <w:sz w:val="20"/>
-                <w:szCs w:val="20"/>
-              </w:rPr>
-              <w:t>{{ LADO</w:t>
-            </w:r>
-            <w:proofErr w:type="gramEnd"/>
-            <w:r>
-              <w:rPr>
-                <w:i/>
-                <w:sz w:val="20"/>
-                <w:szCs w:val="20"/>
-              </w:rPr>
-              <w:t xml:space="preserve"> }}.</w:t>
+              <w:t>Foto 2: Ponto de captação na Estaca {{ ESTACA }}  — Lado: {{ LADO }}.</w:t>
             </w:r>
           </w:p>
         </w:tc>
@@ -6158,21 +5903,7 @@
         <w:rPr>
           <w:rFonts w:ascii="Aptos Narrow" w:hAnsi="Aptos Narrow"/>
         </w:rPr>
-        <w:t xml:space="preserve">- PE, ______ de ________________ </w:t>
-      </w:r>
-      <w:proofErr w:type="spellStart"/>
-      <w:r>
-        <w:rPr>
-          <w:rFonts w:ascii="Aptos Narrow" w:hAnsi="Aptos Narrow"/>
-        </w:rPr>
-        <w:t>de</w:t>
-      </w:r>
-      <w:proofErr w:type="spellEnd"/>
-      <w:r>
-        <w:rPr>
-          <w:rFonts w:ascii="Aptos Narrow" w:hAnsi="Aptos Narrow"/>
-        </w:rPr>
-        <w:t xml:space="preserve"> 2026.</w:t>
+        <w:t>- PE, ______ de ________________ de 2026.</w:t>
       </w:r>
     </w:p>
     <w:p>
@@ -6417,19 +6148,11 @@
                                 <w:rFonts w:ascii="Aptos Narrow" w:hAnsi="Aptos Narrow"/>
                               </w:rPr>
                             </w:pPr>
-                            <w:proofErr w:type="gramStart"/>
                             <w:r>
                               <w:rPr>
                                 <w:rFonts w:ascii="Aptos Narrow" w:hAnsi="Aptos Narrow"/>
                               </w:rPr>
-                              <w:t>{{ PROPRIETARIO</w:t>
-                            </w:r>
-                            <w:proofErr w:type="gramEnd"/>
-                            <w:r>
-                              <w:rPr>
-                                <w:rFonts w:ascii="Aptos Narrow" w:hAnsi="Aptos Narrow"/>
-                              </w:rPr>
-                              <w:t xml:space="preserve"> }}</w:t>
+                              <w:t>{{ PROPRIETARIO }}</w:t>
                             </w:r>
                             <w:r>
                               <w:rPr>
@@ -6790,16 +6513,7 @@
                               <w:sz w:val="20"/>
                               <w:szCs w:val="20"/>
                             </w:rPr>
-                            <w:t xml:space="preserve">CONTRATO </w:t>
-                          </w:r>
-                          <w:proofErr w:type="gramStart"/>
-                          <w:r>
-                            <w:rPr>
-                              <w:rFonts w:ascii="Aptos Narrow" w:hAnsi="Aptos Narrow"/>
-                              <w:sz w:val="20"/>
-                              <w:szCs w:val="20"/>
-                            </w:rPr>
-                            <w:t xml:space="preserve">{{ </w:t>
+                            <w:t xml:space="preserve">CONTRATO {{ </w:t>
                           </w:r>
                           <w:r>
                             <w:rPr>
@@ -6820,7 +6534,6 @@
                             </w:rPr>
                             <w:t>CONTRATO</w:t>
                           </w:r>
-                          <w:proofErr w:type="gramEnd"/>
                           <w:r>
                             <w:rPr>
                               <w:rFonts w:ascii="Aptos Narrow" w:hAnsi="Aptos Narrow"/>
